--- a/briefings/线口监测午报-2026-09-28.docx
+++ b/briefings/线口监测午报-2026-09-28.docx
@@ -22,7 +22,7 @@
           <w:color w:val="888888"/>
           <w:sz w:val="18"/>
         </w:rPr>
-        <w:t>监测窗口:近48小时 | 生成时间:2026-09-28 13:29</w:t>
+        <w:t>监测窗口:近48小时 | 生成时间:2026-09-28 14:57</w:t>
       </w:r>
     </w:p>
     <w:p>
@@ -70,6 +70,210 @@
           <w:color w:val="888888"/>
           <w:sz w:val="24"/>
         </w:rPr>
+        <w:t>米哈游创始人刘伟：希望在 2-3 年内进入国产大模型第一梯队</w:t>
+      </w:r>
+    </w:p>
+    <w:p>
+      <w:r>
+        <w:rPr>
+          <w:rFonts w:ascii="Times New Roman" w:hAnsi="Times New Roman" w:eastAsia="宋体"/>
+          <w:color w:val="888888"/>
+          <w:sz w:val="18"/>
+        </w:rPr>
+        <w:t>来源:IT之家 | 时间:09-28 14:42</w:t>
+      </w:r>
+    </w:p>
+    <w:p>
+      <w:r>
+        <w:rPr>
+          <w:rFonts w:ascii="Times New Roman" w:hAnsi="Times New Roman" w:eastAsia="宋体"/>
+          <w:sz w:val="18"/>
+        </w:rPr>
+        <w:t>链接:</w:t>
+      </w:r>
+      <w:hyperlink r:id="rId9">
+        <w:r>
+          <w:rPr>
+            <w:color w:val="0563C1"/>
+            <w:u w:val="single"/>
+          </w:rPr>
+          <w:t>米哈游创始人刘伟：希望在 2-3 年内进入国产大模型第一梯队</w:t>
+        </w:r>
+      </w:hyperlink>
+    </w:p>
+    <w:p>
+      <w:pPr>
+        <w:pStyle w:val="Heading3"/>
+      </w:pPr>
+      <w:r>
+        <w:rPr>
+          <w:rFonts w:ascii="Times New Roman" w:hAnsi="Times New Roman" w:eastAsia="黑体"/>
+          <w:b w:val="0"/>
+          <w:color w:val="888888"/>
+          <w:sz w:val="24"/>
+        </w:rPr>
+        <w:t>【C级·参考】</w:t>
+      </w:r>
+      <w:r>
+        <w:rPr>
+          <w:rFonts w:ascii="Times New Roman" w:hAnsi="Times New Roman" w:eastAsia="黑体"/>
+          <w:b w:val="0"/>
+          <w:color w:val="888888"/>
+          <w:sz w:val="24"/>
+        </w:rPr>
+        <w:t>51,999 元！铭凡 MS-S1 MAX-P495 迷你 AI 工作站发售</w:t>
+      </w:r>
+    </w:p>
+    <w:p>
+      <w:r>
+        <w:rPr>
+          <w:rFonts w:ascii="Times New Roman" w:hAnsi="Times New Roman" w:eastAsia="宋体"/>
+          <w:color w:val="888888"/>
+          <w:sz w:val="18"/>
+        </w:rPr>
+        <w:t>来源:IT之家 | 时间:09-28 14:11</w:t>
+      </w:r>
+    </w:p>
+    <w:p>
+      <w:r>
+        <w:rPr>
+          <w:rFonts w:ascii="Times New Roman" w:hAnsi="Times New Roman" w:eastAsia="宋体"/>
+          <w:sz w:val="18"/>
+        </w:rPr>
+        <w:t>链接:</w:t>
+      </w:r>
+      <w:hyperlink r:id="rId10">
+        <w:r>
+          <w:rPr>
+            <w:color w:val="0563C1"/>
+            <w:u w:val="single"/>
+          </w:rPr>
+          <w:t>51,999 元！铭凡 MS-S1 MAX-P495 迷你 AI 工作站发售</w:t>
+        </w:r>
+      </w:hyperlink>
+    </w:p>
+    <w:p>
+      <w:pPr>
+        <w:pStyle w:val="Heading3"/>
+      </w:pPr>
+      <w:r>
+        <w:rPr>
+          <w:rFonts w:ascii="Times New Roman" w:hAnsi="Times New Roman" w:eastAsia="黑体"/>
+          <w:b w:val="0"/>
+          <w:color w:val="888888"/>
+          <w:sz w:val="24"/>
+        </w:rPr>
+        <w:t>【C级·参考】</w:t>
+      </w:r>
+      <w:r>
+        <w:rPr>
+          <w:rFonts w:ascii="Times New Roman" w:hAnsi="Times New Roman" w:eastAsia="黑体"/>
+          <w:b w:val="0"/>
+          <w:color w:val="888888"/>
+          <w:sz w:val="24"/>
+        </w:rPr>
+        <w:t>华为智能门锁 2 Pro 悦享版发售：搭 AI 3D 人脸识别 3.0 技术，配备应急备用供电系统，2499 元</w:t>
+      </w:r>
+    </w:p>
+    <w:p>
+      <w:r>
+        <w:rPr>
+          <w:rFonts w:ascii="Times New Roman" w:hAnsi="Times New Roman" w:eastAsia="宋体"/>
+          <w:color w:val="888888"/>
+          <w:sz w:val="18"/>
+        </w:rPr>
+        <w:t>来源:IT之家 | 时间:09-28 14:01</w:t>
+      </w:r>
+    </w:p>
+    <w:p>
+      <w:r>
+        <w:rPr>
+          <w:rFonts w:ascii="Times New Roman" w:hAnsi="Times New Roman" w:eastAsia="宋体"/>
+          <w:sz w:val="18"/>
+        </w:rPr>
+        <w:t>链接:</w:t>
+      </w:r>
+      <w:hyperlink r:id="rId11">
+        <w:r>
+          <w:rPr>
+            <w:color w:val="0563C1"/>
+            <w:u w:val="single"/>
+          </w:rPr>
+          <w:t>华为智能门锁 2 Pro 悦享版发售：搭 AI 3D 人脸识别 3.0 技术，配备应急备用供电系统，2499 元</w:t>
+        </w:r>
+      </w:hyperlink>
+    </w:p>
+    <w:p>
+      <w:pPr>
+        <w:pStyle w:val="Heading3"/>
+      </w:pPr>
+      <w:r>
+        <w:rPr>
+          <w:rFonts w:ascii="Times New Roman" w:hAnsi="Times New Roman" w:eastAsia="黑体"/>
+          <w:b w:val="0"/>
+          <w:color w:val="888888"/>
+          <w:sz w:val="24"/>
+        </w:rPr>
+        <w:t>【C级·参考】</w:t>
+      </w:r>
+      <w:r>
+        <w:rPr>
+          <w:rFonts w:ascii="Times New Roman" w:hAnsi="Times New Roman" w:eastAsia="黑体"/>
+          <w:b w:val="0"/>
+          <w:color w:val="888888"/>
+          <w:sz w:val="24"/>
+        </w:rPr>
+        <w:t>微软 CEO 纳德拉如何使用智能体：动手操控、追问、继续推理，而非盲目信任</w:t>
+      </w:r>
+    </w:p>
+    <w:p>
+      <w:r>
+        <w:rPr>
+          <w:rFonts w:ascii="Times New Roman" w:hAnsi="Times New Roman" w:eastAsia="宋体"/>
+          <w:color w:val="888888"/>
+          <w:sz w:val="18"/>
+        </w:rPr>
+        <w:t>来源:IT之家 | 时间:09-28 13:29</w:t>
+      </w:r>
+    </w:p>
+    <w:p>
+      <w:r>
+        <w:rPr>
+          <w:rFonts w:ascii="Times New Roman" w:hAnsi="Times New Roman" w:eastAsia="宋体"/>
+          <w:sz w:val="18"/>
+        </w:rPr>
+        <w:t>链接:</w:t>
+      </w:r>
+      <w:hyperlink r:id="rId12">
+        <w:r>
+          <w:rPr>
+            <w:color w:val="0563C1"/>
+            <w:u w:val="single"/>
+          </w:rPr>
+          <w:t>微软 CEO 纳德拉如何使用智能体：动手操控、追问、继续推理，而非盲目信任</w:t>
+        </w:r>
+      </w:hyperlink>
+    </w:p>
+    <w:p>
+      <w:pPr>
+        <w:pStyle w:val="Heading3"/>
+      </w:pPr>
+      <w:r>
+        <w:rPr>
+          <w:rFonts w:ascii="Times New Roman" w:hAnsi="Times New Roman" w:eastAsia="黑体"/>
+          <w:b w:val="0"/>
+          <w:color w:val="888888"/>
+          <w:sz w:val="24"/>
+        </w:rPr>
+        <w:t>【C级·参考】</w:t>
+      </w:r>
+      <w:r>
+        <w:rPr>
+          <w:rFonts w:ascii="Times New Roman" w:hAnsi="Times New Roman" w:eastAsia="黑体"/>
+          <w:b w:val="0"/>
+          <w:color w:val="888888"/>
+          <w:sz w:val="24"/>
+        </w:rPr>
         <w:t>谷歌为 Google AI 订阅会员新增 Colab 高级权益，可使用高性能云端计算资源</w:t>
       </w:r>
     </w:p>
@@ -91,7 +295,7 @@
         </w:rPr>
         <w:t>链接:</w:t>
       </w:r>
-      <w:hyperlink r:id="rId9">
+      <w:hyperlink r:id="rId13">
         <w:r>
           <w:rPr>
             <w:color w:val="0563C1"/>
@@ -142,7 +346,7 @@
         </w:rPr>
         <w:t>链接:</w:t>
       </w:r>
-      <w:hyperlink r:id="rId10">
+      <w:hyperlink r:id="rId14">
         <w:r>
           <w:rPr>
             <w:color w:val="0563C1"/>
@@ -193,7 +397,7 @@
         </w:rPr>
         <w:t>链接:</w:t>
       </w:r>
-      <w:hyperlink r:id="rId11">
+      <w:hyperlink r:id="rId15">
         <w:r>
           <w:rPr>
             <w:color w:val="0563C1"/>
@@ -244,64 +448,13 @@
         </w:rPr>
         <w:t>链接:</w:t>
       </w:r>
-      <w:hyperlink r:id="rId12">
+      <w:hyperlink r:id="rId16">
         <w:r>
           <w:rPr>
             <w:color w:val="0563C1"/>
             <w:u w:val="single"/>
           </w:rPr>
           <w:t>美知名综艺《周六夜现场》恶搞 Anthropic 阿莫代伊：演员高喊“AI 是魔鬼，我造的”</w:t>
-        </w:r>
-      </w:hyperlink>
-    </w:p>
-    <w:p>
-      <w:pPr>
-        <w:pStyle w:val="Heading3"/>
-      </w:pPr>
-      <w:r>
-        <w:rPr>
-          <w:rFonts w:ascii="Times New Roman" w:hAnsi="Times New Roman" w:eastAsia="黑体"/>
-          <w:b w:val="0"/>
-          <w:color w:val="888888"/>
-          <w:sz w:val="24"/>
-        </w:rPr>
-        <w:t>【C级·参考】</w:t>
-      </w:r>
-      <w:r>
-        <w:rPr>
-          <w:rFonts w:ascii="Times New Roman" w:hAnsi="Times New Roman" w:eastAsia="黑体"/>
-          <w:b w:val="0"/>
-          <w:color w:val="888888"/>
-          <w:sz w:val="24"/>
-        </w:rPr>
-        <w:t>比尔 · 盖茨：人类再等大概 20 年，就能等到 AI 带来的更乐观未来</w:t>
-      </w:r>
-    </w:p>
-    <w:p>
-      <w:r>
-        <w:rPr>
-          <w:rFonts w:ascii="Times New Roman" w:hAnsi="Times New Roman" w:eastAsia="宋体"/>
-          <w:color w:val="888888"/>
-          <w:sz w:val="18"/>
-        </w:rPr>
-        <w:t>来源:IT之家 | 时间:09-28 10:15</w:t>
-      </w:r>
-    </w:p>
-    <w:p>
-      <w:r>
-        <w:rPr>
-          <w:rFonts w:ascii="Times New Roman" w:hAnsi="Times New Roman" w:eastAsia="宋体"/>
-          <w:sz w:val="18"/>
-        </w:rPr>
-        <w:t>链接:</w:t>
-      </w:r>
-      <w:hyperlink r:id="rId13">
-        <w:r>
-          <w:rPr>
-            <w:color w:val="0563C1"/>
-            <w:u w:val="single"/>
-          </w:rPr>
-          <w:t>比尔 · 盖茨：人类再等大概 20 年，就能等到 AI 带来的更乐观未来</w:t>
         </w:r>
       </w:hyperlink>
     </w:p>
@@ -346,64 +499,13 @@
         </w:rPr>
         <w:t>链接:</w:t>
       </w:r>
-      <w:hyperlink r:id="rId14">
+      <w:hyperlink r:id="rId17">
         <w:r>
           <w:rPr>
             <w:color w:val="0563C1"/>
             <w:u w:val="single"/>
           </w:rPr>
           <w:t>30年经验老鸟：AI让研发提速5倍，“毫无成就感 ，只剩最耗心力工作、新人断档”</w:t>
-        </w:r>
-      </w:hyperlink>
-    </w:p>
-    <w:p>
-      <w:pPr>
-        <w:pStyle w:val="Heading3"/>
-      </w:pPr>
-      <w:r>
-        <w:rPr>
-          <w:rFonts w:ascii="Times New Roman" w:hAnsi="Times New Roman" w:eastAsia="黑体"/>
-          <w:b w:val="0"/>
-          <w:color w:val="888888"/>
-          <w:sz w:val="24"/>
-        </w:rPr>
-        <w:t>【C级·参考】</w:t>
-      </w:r>
-      <w:r>
-        <w:rPr>
-          <w:rFonts w:ascii="Times New Roman" w:hAnsi="Times New Roman" w:eastAsia="黑体"/>
-          <w:b w:val="0"/>
-          <w:color w:val="888888"/>
-          <w:sz w:val="24"/>
-        </w:rPr>
-        <w:t>“AI 教父”辛顿警告：AI 执行看似无害的任务，仍有“毁灭人类”的风险</w:t>
-      </w:r>
-    </w:p>
-    <w:p>
-      <w:r>
-        <w:rPr>
-          <w:rFonts w:ascii="Times New Roman" w:hAnsi="Times New Roman" w:eastAsia="宋体"/>
-          <w:color w:val="888888"/>
-          <w:sz w:val="18"/>
-        </w:rPr>
-        <w:t>来源:IT之家 | 时间:09-28 09:50</w:t>
-      </w:r>
-    </w:p>
-    <w:p>
-      <w:r>
-        <w:rPr>
-          <w:rFonts w:ascii="Times New Roman" w:hAnsi="Times New Roman" w:eastAsia="宋体"/>
-          <w:sz w:val="18"/>
-        </w:rPr>
-        <w:t>链接:</w:t>
-      </w:r>
-      <w:hyperlink r:id="rId15">
-        <w:r>
-          <w:rPr>
-            <w:color w:val="0563C1"/>
-            <w:u w:val="single"/>
-          </w:rPr>
-          <w:t>“AI 教父”辛顿警告：AI 执行看似无害的任务，仍有“毁灭人类”的风险</w:t>
         </w:r>
       </w:hyperlink>
     </w:p>
@@ -448,13 +550,64 @@
         </w:rPr>
         <w:t>链接:</w:t>
       </w:r>
-      <w:hyperlink r:id="rId16">
+      <w:hyperlink r:id="rId18">
         <w:r>
           <w:rPr>
             <w:color w:val="0563C1"/>
             <w:u w:val="single"/>
           </w:rPr>
           <w:t>大伟哥交大演讲：AI大模型目标第一梯队，《雨城》年底测试，《原神》“大的要来”</w:t>
+        </w:r>
+      </w:hyperlink>
+    </w:p>
+    <w:p>
+      <w:pPr>
+        <w:pStyle w:val="Heading3"/>
+      </w:pPr>
+      <w:r>
+        <w:rPr>
+          <w:rFonts w:ascii="Times New Roman" w:hAnsi="Times New Roman" w:eastAsia="黑体"/>
+          <w:b w:val="0"/>
+          <w:color w:val="888888"/>
+          <w:sz w:val="24"/>
+        </w:rPr>
+        <w:t>【C级·参考】</w:t>
+      </w:r>
+      <w:r>
+        <w:rPr>
+          <w:rFonts w:ascii="Times New Roman" w:hAnsi="Times New Roman" w:eastAsia="黑体"/>
+          <w:b w:val="0"/>
+          <w:color w:val="888888"/>
+          <w:sz w:val="24"/>
+        </w:rPr>
+        <w:t>在数贸会上与AI撞个满怀 智能科技引领未来</w:t>
+      </w:r>
+    </w:p>
+    <w:p>
+      <w:r>
+        <w:rPr>
+          <w:rFonts w:ascii="Times New Roman" w:hAnsi="Times New Roman" w:eastAsia="宋体"/>
+          <w:color w:val="888888"/>
+          <w:sz w:val="18"/>
+        </w:rPr>
+        <w:t>来源:Bing新闻 | 时间:09-28 01:14</w:t>
+      </w:r>
+    </w:p>
+    <w:p>
+      <w:r>
+        <w:rPr>
+          <w:rFonts w:ascii="Times New Roman" w:hAnsi="Times New Roman" w:eastAsia="宋体"/>
+          <w:sz w:val="18"/>
+        </w:rPr>
+        <w:t>链接:</w:t>
+      </w:r>
+      <w:hyperlink r:id="rId19">
+        <w:r>
+          <w:rPr>
+            <w:color w:val="0563C1"/>
+            <w:u w:val="single"/>
+          </w:rPr>
+          <w:t>在数贸会上与AI撞个满怀 智能科技引领未来</w:t>
         </w:r>
       </w:hyperlink>
     </w:p>
@@ -499,7 +652,7 @@
         </w:rPr>
         <w:t>链接:</w:t>
       </w:r>
-      <w:hyperlink r:id="rId17">
+      <w:hyperlink r:id="rId20">
         <w:r>
           <w:rPr>
             <w:color w:val="0563C1"/>
@@ -529,7 +682,7 @@
           <w:color w:val="888888"/>
           <w:sz w:val="24"/>
         </w:rPr>
-        <w:t>莫界发布轻量化AI眼镜：时尚与科技的完美结合</w:t>
+        <w:t>亮相SILMO Paris 2026｜莫界以核心光学创新，演绎有显AI眼镜的时尚与全能</w:t>
       </w:r>
     </w:p>
     <w:p>
@@ -539,7 +692,7 @@
           <w:color w:val="888888"/>
           <w:sz w:val="18"/>
         </w:rPr>
-        <w:t>来源:Bing新闻 | 时间:09-27 22:54</w:t>
+        <w:t>来源:Bing新闻 | 时间:09-27 23:02</w:t>
       </w:r>
     </w:p>
     <w:p>
@@ -550,13 +703,115 @@
         </w:rPr>
         <w:t>链接:</w:t>
       </w:r>
-      <w:hyperlink r:id="rId18">
+      <w:hyperlink r:id="rId21">
         <w:r>
           <w:rPr>
             <w:color w:val="0563C1"/>
             <w:u w:val="single"/>
           </w:rPr>
-          <w:t>莫界发布轻量化AI眼镜：时尚与科技的完美结合</w:t>
+          <w:t>亮相SILMO Paris 2026｜莫界以核心光学创新，演绎有显AI眼镜的时尚与全能</w:t>
+        </w:r>
+      </w:hyperlink>
+    </w:p>
+    <w:p>
+      <w:pPr>
+        <w:pStyle w:val="Heading3"/>
+      </w:pPr>
+      <w:r>
+        <w:rPr>
+          <w:rFonts w:ascii="Times New Roman" w:hAnsi="Times New Roman" w:eastAsia="黑体"/>
+          <w:b w:val="0"/>
+          <w:color w:val="888888"/>
+          <w:sz w:val="24"/>
+        </w:rPr>
+        <w:t>【C级·参考】</w:t>
+      </w:r>
+      <w:r>
+        <w:rPr>
+          <w:rFonts w:ascii="Times New Roman" w:hAnsi="Times New Roman" w:eastAsia="黑体"/>
+          <w:b w:val="0"/>
+          <w:color w:val="888888"/>
+          <w:sz w:val="24"/>
+        </w:rPr>
+        <w:t>【傲网GEO】小米MiMo-V2.6-Pro登顶全球开源大模型第一、数贸会开幕AI眼镜全球首秀、Anthropic再签120亿算力大单</w:t>
+      </w:r>
+    </w:p>
+    <w:p>
+      <w:r>
+        <w:rPr>
+          <w:rFonts w:ascii="Times New Roman" w:hAnsi="Times New Roman" w:eastAsia="宋体"/>
+          <w:color w:val="888888"/>
+          <w:sz w:val="18"/>
+        </w:rPr>
+        <w:t>来源:Bing新闻 | 时间:09-27 21:09</w:t>
+      </w:r>
+    </w:p>
+    <w:p>
+      <w:r>
+        <w:rPr>
+          <w:rFonts w:ascii="Times New Roman" w:hAnsi="Times New Roman" w:eastAsia="宋体"/>
+          <w:sz w:val="18"/>
+        </w:rPr>
+        <w:t>链接:</w:t>
+      </w:r>
+      <w:hyperlink r:id="rId22">
+        <w:r>
+          <w:rPr>
+            <w:color w:val="0563C1"/>
+            <w:u w:val="single"/>
+          </w:rPr>
+          <w:t>【傲网GEO】小米MiMo-V2.6-Pro登顶全球开源大模型第一、数贸会开幕AI眼镜全球首秀、Anthropic再签120亿算力大单</w:t>
+        </w:r>
+      </w:hyperlink>
+    </w:p>
+    <w:p>
+      <w:pPr>
+        <w:pStyle w:val="Heading3"/>
+      </w:pPr>
+      <w:r>
+        <w:rPr>
+          <w:rFonts w:ascii="Times New Roman" w:hAnsi="Times New Roman" w:eastAsia="黑体"/>
+          <w:b w:val="0"/>
+          <w:color w:val="888888"/>
+          <w:sz w:val="24"/>
+        </w:rPr>
+        <w:t>【C级·参考】</w:t>
+      </w:r>
+      <w:r>
+        <w:rPr>
+          <w:rFonts w:ascii="Times New Roman" w:hAnsi="Times New Roman" w:eastAsia="黑体"/>
+          <w:b w:val="0"/>
+          <w:color w:val="888888"/>
+          <w:sz w:val="24"/>
+        </w:rPr>
+        <w:t>视频化身、系统级代控与眼镜接入，Meta 全新 AI 智能体 Muse 开启内测</w:t>
+      </w:r>
+    </w:p>
+    <w:p>
+      <w:r>
+        <w:rPr>
+          <w:rFonts w:ascii="Times New Roman" w:hAnsi="Times New Roman" w:eastAsia="宋体"/>
+          <w:color w:val="888888"/>
+          <w:sz w:val="18"/>
+        </w:rPr>
+        <w:t>来源:Bing新闻 | 时间:09-27 20:00</w:t>
+      </w:r>
+    </w:p>
+    <w:p>
+      <w:r>
+        <w:rPr>
+          <w:rFonts w:ascii="Times New Roman" w:hAnsi="Times New Roman" w:eastAsia="宋体"/>
+          <w:sz w:val="18"/>
+        </w:rPr>
+        <w:t>链接:</w:t>
+      </w:r>
+      <w:hyperlink r:id="rId23">
+        <w:r>
+          <w:rPr>
+            <w:color w:val="0563C1"/>
+            <w:u w:val="single"/>
+          </w:rPr>
+          <w:t>视频化身、系统级代控与眼镜接入，Meta 全新 AI 智能体 Muse 开启内测</w:t>
         </w:r>
       </w:hyperlink>
     </w:p>
@@ -571,6 +826,57 @@
         </w:rPr>
         <w:t>机器人/AI硬件</w:t>
       </w:r>
+    </w:p>
+    <w:p>
+      <w:pPr>
+        <w:pStyle w:val="Heading3"/>
+      </w:pPr>
+      <w:r>
+        <w:rPr>
+          <w:rFonts w:ascii="Times New Roman" w:hAnsi="Times New Roman" w:eastAsia="黑体"/>
+          <w:b w:val="0"/>
+          <w:color w:val="888888"/>
+          <w:sz w:val="24"/>
+        </w:rPr>
+        <w:t>【C级·参考】</w:t>
+      </w:r>
+      <w:r>
+        <w:rPr>
+          <w:rFonts w:ascii="Times New Roman" w:hAnsi="Times New Roman" w:eastAsia="黑体"/>
+          <w:b w:val="0"/>
+          <w:color w:val="888888"/>
+          <w:sz w:val="24"/>
+        </w:rPr>
+        <w:t>吉利安聪慧：曹操出行将全面采用换电，原生 Robotaxi 将采用换电方案</w:t>
+      </w:r>
+    </w:p>
+    <w:p>
+      <w:r>
+        <w:rPr>
+          <w:rFonts w:ascii="Times New Roman" w:hAnsi="Times New Roman" w:eastAsia="宋体"/>
+          <w:color w:val="888888"/>
+          <w:sz w:val="18"/>
+        </w:rPr>
+        <w:t>来源:IT之家 | 时间:09-28 14:35</w:t>
+      </w:r>
+    </w:p>
+    <w:p>
+      <w:r>
+        <w:rPr>
+          <w:rFonts w:ascii="Times New Roman" w:hAnsi="Times New Roman" w:eastAsia="宋体"/>
+          <w:sz w:val="18"/>
+        </w:rPr>
+        <w:t>链接:</w:t>
+      </w:r>
+      <w:hyperlink r:id="rId24">
+        <w:r>
+          <w:rPr>
+            <w:color w:val="0563C1"/>
+            <w:u w:val="single"/>
+          </w:rPr>
+          <w:t>吉利安聪慧：曹操出行将全面采用换电，原生 Robotaxi 将采用换电方案</w:t>
+        </w:r>
+      </w:hyperlink>
     </w:p>
     <w:p>
       <w:pPr>
@@ -613,7 +919,7 @@
         </w:rPr>
         <w:t>链接:</w:t>
       </w:r>
-      <w:hyperlink r:id="rId19">
+      <w:hyperlink r:id="rId25">
         <w:r>
           <w:rPr>
             <w:color w:val="0563C1"/>
@@ -676,64 +982,13 @@
         </w:rPr>
         <w:t>链接:</w:t>
       </w:r>
-      <w:hyperlink r:id="rId20">
+      <w:hyperlink r:id="rId26">
         <w:r>
           <w:rPr>
             <w:color w:val="0563C1"/>
             <w:u w:val="single"/>
           </w:rPr>
           <w:t>蔚来秦力洪：换电有望帮助网约车收入提升 15%-20%，最多可节约四成整车成本</w:t>
-        </w:r>
-      </w:hyperlink>
-    </w:p>
-    <w:p>
-      <w:pPr>
-        <w:pStyle w:val="Heading3"/>
-      </w:pPr>
-      <w:r>
-        <w:rPr>
-          <w:rFonts w:ascii="Times New Roman" w:hAnsi="Times New Roman" w:eastAsia="黑体"/>
-          <w:b w:val="0"/>
-          <w:color w:val="888888"/>
-          <w:sz w:val="24"/>
-        </w:rPr>
-        <w:t>【C级·参考】</w:t>
-      </w:r>
-      <w:r>
-        <w:rPr>
-          <w:rFonts w:ascii="Times New Roman" w:hAnsi="Times New Roman" w:eastAsia="黑体"/>
-          <w:b w:val="0"/>
-          <w:color w:val="888888"/>
-          <w:sz w:val="24"/>
-        </w:rPr>
-        <w:t>华境 S 大六座 SUV 交付突破 3 万台销量创新高：标配华为乾崑智驾 ADS Pro 增强版，14.98 万元起</w:t>
-      </w:r>
-    </w:p>
-    <w:p>
-      <w:r>
-        <w:rPr>
-          <w:rFonts w:ascii="Times New Roman" w:hAnsi="Times New Roman" w:eastAsia="宋体"/>
-          <w:color w:val="888888"/>
-          <w:sz w:val="18"/>
-        </w:rPr>
-        <w:t>来源:IT之家 | 时间:09-28 10:20</w:t>
-      </w:r>
-    </w:p>
-    <w:p>
-      <w:r>
-        <w:rPr>
-          <w:rFonts w:ascii="Times New Roman" w:hAnsi="Times New Roman" w:eastAsia="宋体"/>
-          <w:sz w:val="18"/>
-        </w:rPr>
-        <w:t>链接:</w:t>
-      </w:r>
-      <w:hyperlink r:id="rId21">
-        <w:r>
-          <w:rPr>
-            <w:color w:val="0563C1"/>
-            <w:u w:val="single"/>
-          </w:rPr>
-          <w:t>华境 S 大六座 SUV 交付突破 3 万台销量创新高：标配华为乾崑智驾 ADS Pro 增强版，14.98 万元起</w:t>
         </w:r>
       </w:hyperlink>
     </w:p>
@@ -786,6 +1041,108 @@
           <w:color w:val="888888"/>
           <w:sz w:val="24"/>
         </w:rPr>
+        <w:t>《饥荒》国服手游《饥困荒野》上架 App Store：腾讯代理，预计 11 月 24 日推出</w:t>
+      </w:r>
+    </w:p>
+    <w:p>
+      <w:r>
+        <w:rPr>
+          <w:rFonts w:ascii="Times New Roman" w:hAnsi="Times New Roman" w:eastAsia="宋体"/>
+          <w:color w:val="888888"/>
+          <w:sz w:val="18"/>
+        </w:rPr>
+        <w:t>来源:IT之家 | 时间:09-28 14:51</w:t>
+      </w:r>
+    </w:p>
+    <w:p>
+      <w:r>
+        <w:rPr>
+          <w:rFonts w:ascii="Times New Roman" w:hAnsi="Times New Roman" w:eastAsia="宋体"/>
+          <w:sz w:val="18"/>
+        </w:rPr>
+        <w:t>链接:</w:t>
+      </w:r>
+      <w:hyperlink r:id="rId27">
+        <w:r>
+          <w:rPr>
+            <w:color w:val="0563C1"/>
+            <w:u w:val="single"/>
+          </w:rPr>
+          <w:t>《饥荒》国服手游《饥困荒野》上架 App Store：腾讯代理，预计 11 月 24 日推出</w:t>
+        </w:r>
+      </w:hyperlink>
+    </w:p>
+    <w:p>
+      <w:pPr>
+        <w:pStyle w:val="Heading3"/>
+      </w:pPr>
+      <w:r>
+        <w:rPr>
+          <w:rFonts w:ascii="Times New Roman" w:hAnsi="Times New Roman" w:eastAsia="黑体"/>
+          <w:b w:val="0"/>
+          <w:color w:val="888888"/>
+          <w:sz w:val="24"/>
+        </w:rPr>
+        <w:t>【C级·参考】</w:t>
+      </w:r>
+      <w:r>
+        <w:rPr>
+          <w:rFonts w:ascii="Times New Roman" w:hAnsi="Times New Roman" w:eastAsia="黑体"/>
+          <w:b w:val="0"/>
+          <w:color w:val="888888"/>
+          <w:sz w:val="24"/>
+        </w:rPr>
+        <w:t>联想拯救者官宣 R9 68 磁轴电竞键盘、R7 电竞鼠标</w:t>
+      </w:r>
+    </w:p>
+    <w:p>
+      <w:r>
+        <w:rPr>
+          <w:rFonts w:ascii="Times New Roman" w:hAnsi="Times New Roman" w:eastAsia="宋体"/>
+          <w:color w:val="888888"/>
+          <w:sz w:val="18"/>
+        </w:rPr>
+        <w:t>来源:IT之家 | 时间:09-28 13:50</w:t>
+      </w:r>
+    </w:p>
+    <w:p>
+      <w:r>
+        <w:rPr>
+          <w:rFonts w:ascii="Times New Roman" w:hAnsi="Times New Roman" w:eastAsia="宋体"/>
+          <w:sz w:val="18"/>
+        </w:rPr>
+        <w:t>链接:</w:t>
+      </w:r>
+      <w:hyperlink r:id="rId28">
+        <w:r>
+          <w:rPr>
+            <w:color w:val="0563C1"/>
+            <w:u w:val="single"/>
+          </w:rPr>
+          <w:t>联想拯救者官宣 R9 68 磁轴电竞键盘、R7 电竞鼠标</w:t>
+        </w:r>
+      </w:hyperlink>
+    </w:p>
+    <w:p>
+      <w:pPr>
+        <w:pStyle w:val="Heading3"/>
+      </w:pPr>
+      <w:r>
+        <w:rPr>
+          <w:rFonts w:ascii="Times New Roman" w:hAnsi="Times New Roman" w:eastAsia="黑体"/>
+          <w:b w:val="0"/>
+          <w:color w:val="888888"/>
+          <w:sz w:val="24"/>
+        </w:rPr>
+        <w:t>【C级·参考】</w:t>
+      </w:r>
+      <w:r>
+        <w:rPr>
+          <w:rFonts w:ascii="Times New Roman" w:hAnsi="Times New Roman" w:eastAsia="黑体"/>
+          <w:b w:val="0"/>
+          <w:color w:val="888888"/>
+          <w:sz w:val="24"/>
+        </w:rPr>
         <w:t>一加 16 手机定档 10 月 12 日发布：自研“电竞三芯”，首批搭载高通第六代骁龙 8 超级至尊版芯片</w:t>
       </w:r>
     </w:p>
@@ -807,7 +1164,7 @@
         </w:rPr>
         <w:t>链接:</w:t>
       </w:r>
-      <w:hyperlink r:id="rId22">
+      <w:hyperlink r:id="rId29">
         <w:r>
           <w:rPr>
             <w:color w:val="0563C1"/>
@@ -858,115 +1215,13 @@
         </w:rPr>
         <w:t>链接:</w:t>
       </w:r>
-      <w:hyperlink r:id="rId23">
+      <w:hyperlink r:id="rId30">
         <w:r>
           <w:rPr>
             <w:color w:val="0563C1"/>
             <w:u w:val="single"/>
           </w:rPr>
           <w:t>一加宣布为旗下手机引入“全球领先 185Hz 极速高刷”技术，搭配风驰游戏内核及自研电竞三芯实现“全链路流畅”</w:t>
-        </w:r>
-      </w:hyperlink>
-    </w:p>
-    <w:p>
-      <w:pPr>
-        <w:pStyle w:val="Heading3"/>
-      </w:pPr>
-      <w:r>
-        <w:rPr>
-          <w:rFonts w:ascii="Times New Roman" w:hAnsi="Times New Roman" w:eastAsia="黑体"/>
-          <w:b w:val="0"/>
-          <w:color w:val="888888"/>
-          <w:sz w:val="24"/>
-        </w:rPr>
-        <w:t>【C级·参考】</w:t>
-      </w:r>
-      <w:r>
-        <w:rPr>
-          <w:rFonts w:ascii="Times New Roman" w:hAnsi="Times New Roman" w:eastAsia="黑体"/>
-          <w:b w:val="0"/>
-          <w:color w:val="888888"/>
-          <w:sz w:val="24"/>
-        </w:rPr>
-        <w:t>电竞赛事脱离亚运会体系：首届亚洲电子竞技与智力运动会将于 2027 年在科威特举行</w:t>
-      </w:r>
-    </w:p>
-    <w:p>
-      <w:r>
-        <w:rPr>
-          <w:rFonts w:ascii="Times New Roman" w:hAnsi="Times New Roman" w:eastAsia="宋体"/>
-          <w:color w:val="888888"/>
-          <w:sz w:val="18"/>
-        </w:rPr>
-        <w:t>来源:IT之家 | 时间:09-28 10:21</w:t>
-      </w:r>
-    </w:p>
-    <w:p>
-      <w:r>
-        <w:rPr>
-          <w:rFonts w:ascii="Times New Roman" w:hAnsi="Times New Roman" w:eastAsia="宋体"/>
-          <w:sz w:val="18"/>
-        </w:rPr>
-        <w:t>链接:</w:t>
-      </w:r>
-      <w:hyperlink r:id="rId24">
-        <w:r>
-          <w:rPr>
-            <w:color w:val="0563C1"/>
-            <w:u w:val="single"/>
-          </w:rPr>
-          <w:t>电竞赛事脱离亚运会体系：首届亚洲电子竞技与智力运动会将于 2027 年在科威特举行</w:t>
-        </w:r>
-      </w:hyperlink>
-    </w:p>
-    <w:p>
-      <w:pPr>
-        <w:pStyle w:val="Heading3"/>
-      </w:pPr>
-      <w:r>
-        <w:rPr>
-          <w:rFonts w:ascii="Times New Roman" w:hAnsi="Times New Roman" w:eastAsia="黑体"/>
-          <w:b w:val="0"/>
-          <w:color w:val="888888"/>
-          <w:sz w:val="24"/>
-        </w:rPr>
-        <w:t>【C级·参考】</w:t>
-      </w:r>
-      <w:r>
-        <w:rPr>
-          <w:rFonts w:ascii="Times New Roman" w:hAnsi="Times New Roman" w:eastAsia="黑体"/>
-          <w:b w:val="0"/>
-          <w:color w:val="888888"/>
-          <w:sz w:val="24"/>
-        </w:rPr>
-        <w:t>EA 年货游戏《EA Sports FC 27》发售，Steam 国区 248 元起</w:t>
-      </w:r>
-    </w:p>
-    <w:p>
-      <w:r>
-        <w:rPr>
-          <w:rFonts w:ascii="Times New Roman" w:hAnsi="Times New Roman" w:eastAsia="宋体"/>
-          <w:color w:val="888888"/>
-          <w:sz w:val="18"/>
-        </w:rPr>
-        <w:t>来源:IT之家 | 时间:09-28 09:56</w:t>
-      </w:r>
-    </w:p>
-    <w:p>
-      <w:r>
-        <w:rPr>
-          <w:rFonts w:ascii="Times New Roman" w:hAnsi="Times New Roman" w:eastAsia="宋体"/>
-          <w:sz w:val="18"/>
-        </w:rPr>
-        <w:t>链接:</w:t>
-      </w:r>
-      <w:hyperlink r:id="rId25">
-        <w:r>
-          <w:rPr>
-            <w:color w:val="0563C1"/>
-            <w:u w:val="single"/>
-          </w:rPr>
-          <w:t>EA 年货游戏《EA Sports FC 27》发售，Steam 国区 248 元起</w:t>
         </w:r>
       </w:hyperlink>
     </w:p>
@@ -1011,7 +1266,7 @@
         </w:rPr>
         <w:t>链接:</w:t>
       </w:r>
-      <w:hyperlink r:id="rId26">
+      <w:hyperlink r:id="rId31">
         <w:r>
           <w:rPr>
             <w:color w:val="0563C1"/>
@@ -1062,64 +1317,13 @@
         </w:rPr>
         <w:t>链接:</w:t>
       </w:r>
-      <w:hyperlink r:id="rId27">
+      <w:hyperlink r:id="rId32">
         <w:r>
           <w:rPr>
             <w:color w:val="0563C1"/>
             <w:u w:val="single"/>
           </w:rPr>
           <w:t>“游戏圈喜剧还是悲剧”？Roblox开闸放水，几百万款游戏涌向Steam和手游？</w:t>
-        </w:r>
-      </w:hyperlink>
-    </w:p>
-    <w:p>
-      <w:pPr>
-        <w:pStyle w:val="Heading3"/>
-      </w:pPr>
-      <w:r>
-        <w:rPr>
-          <w:rFonts w:ascii="Times New Roman" w:hAnsi="Times New Roman" w:eastAsia="黑体"/>
-          <w:b w:val="0"/>
-          <w:color w:val="888888"/>
-          <w:sz w:val="24"/>
-        </w:rPr>
-        <w:t>【C级·参考】</w:t>
-      </w:r>
-      <w:r>
-        <w:rPr>
-          <w:rFonts w:ascii="Times New Roman" w:hAnsi="Times New Roman" w:eastAsia="黑体"/>
-          <w:b w:val="0"/>
-          <w:color w:val="888888"/>
-          <w:sz w:val="24"/>
-        </w:rPr>
-        <w:t>腾讯《王者荣耀》《和平精英》亚运版本项目播出平台确定，王者荣耀今日决赛</w:t>
-      </w:r>
-    </w:p>
-    <w:p>
-      <w:r>
-        <w:rPr>
-          <w:rFonts w:ascii="Times New Roman" w:hAnsi="Times New Roman" w:eastAsia="宋体"/>
-          <w:color w:val="888888"/>
-          <w:sz w:val="18"/>
-        </w:rPr>
-        <w:t>来源:IT之家 | 时间:09-28 09:27</w:t>
-      </w:r>
-    </w:p>
-    <w:p>
-      <w:r>
-        <w:rPr>
-          <w:rFonts w:ascii="Times New Roman" w:hAnsi="Times New Roman" w:eastAsia="宋体"/>
-          <w:sz w:val="18"/>
-        </w:rPr>
-        <w:t>链接:</w:t>
-      </w:r>
-      <w:hyperlink r:id="rId28">
-        <w:r>
-          <w:rPr>
-            <w:color w:val="0563C1"/>
-            <w:u w:val="single"/>
-          </w:rPr>
-          <w:t>腾讯《王者荣耀》《和平精英》亚运版本项目播出平台确定，王者荣耀今日决赛</w:t>
         </w:r>
       </w:hyperlink>
     </w:p>
@@ -1176,64 +1380,13 @@
         </w:rPr>
         <w:t>链接:</w:t>
       </w:r>
-      <w:hyperlink r:id="rId29">
+      <w:hyperlink r:id="rId33">
         <w:r>
           <w:rPr>
             <w:color w:val="0563C1"/>
             <w:u w:val="single"/>
           </w:rPr>
           <w:t>石头推出 Z1 MiniPure 迷你洗衣机：2kg 洗涤容量、14L 内筒，2705 元（国补后 2299 元）</w:t>
-        </w:r>
-      </w:hyperlink>
-    </w:p>
-    <w:p>
-      <w:pPr>
-        <w:pStyle w:val="Heading3"/>
-      </w:pPr>
-      <w:r>
-        <w:rPr>
-          <w:rFonts w:ascii="Times New Roman" w:hAnsi="Times New Roman" w:eastAsia="黑体"/>
-          <w:b w:val="0"/>
-          <w:color w:val="888888"/>
-          <w:sz w:val="24"/>
-        </w:rPr>
-        <w:t>【C级·参考】</w:t>
-      </w:r>
-      <w:r>
-        <w:rPr>
-          <w:rFonts w:ascii="Times New Roman" w:hAnsi="Times New Roman" w:eastAsia="黑体"/>
-          <w:b w:val="0"/>
-          <w:color w:val="888888"/>
-          <w:sz w:val="24"/>
-        </w:rPr>
-        <w:t>小米米家冰箱 425L 十字 全域离子净化今日开售：国补价 1999.2 元</w:t>
-      </w:r>
-    </w:p>
-    <w:p>
-      <w:r>
-        <w:rPr>
-          <w:rFonts w:ascii="Times New Roman" w:hAnsi="Times New Roman" w:eastAsia="宋体"/>
-          <w:color w:val="888888"/>
-          <w:sz w:val="18"/>
-        </w:rPr>
-        <w:t>来源:IT之家 | 时间:09-28 09:59</w:t>
-      </w:r>
-    </w:p>
-    <w:p>
-      <w:r>
-        <w:rPr>
-          <w:rFonts w:ascii="Times New Roman" w:hAnsi="Times New Roman" w:eastAsia="宋体"/>
-          <w:sz w:val="18"/>
-        </w:rPr>
-        <w:t>链接:</w:t>
-      </w:r>
-      <w:hyperlink r:id="rId30">
-        <w:r>
-          <w:rPr>
-            <w:color w:val="0563C1"/>
-            <w:u w:val="single"/>
-          </w:rPr>
-          <w:t>小米米家冰箱 425L 十字 全域离子净化今日开售：国补价 1999.2 元</w:t>
         </w:r>
       </w:hyperlink>
     </w:p>
@@ -1263,7 +1416,7 @@
           <w:rFonts w:ascii="Times New Roman" w:hAnsi="Times New Roman" w:eastAsia="宋体"/>
           <w:sz w:val="18"/>
         </w:rPr>
-        <w:t>IT之家(60)、GameLook(8)、HackerNews(1)、Bing新闻(2)</w:t>
+        <w:t>IT之家(60)、GameLook(8)、HackerNews(1)、Bing新闻(5)</w:t>
       </w:r>
     </w:p>
     <w:p>

--- a/briefings/线口监测午报-2026-09-28.docx
+++ b/briefings/线口监测午报-2026-09-28.docx
@@ -22,7 +22,7 @@
           <w:color w:val="888888"/>
           <w:sz w:val="18"/>
         </w:rPr>
-        <w:t>监测窗口:近48小时 | 生成时间:2026-09-28 14:57</w:t>
+        <w:t>监测窗口:近48小时 | 生成时间:2026-09-28 23:20</w:t>
       </w:r>
     </w:p>
     <w:p>
@@ -70,7 +70,7 @@
           <w:color w:val="888888"/>
           <w:sz w:val="24"/>
         </w:rPr>
-        <w:t>米哈游创始人刘伟：希望在 2-3 年内进入国产大模型第一梯队</w:t>
+        <w:t>AI 初创公司 Instinct 完成 10 亿美元融资，投后估值达 100 亿美元</w:t>
       </w:r>
     </w:p>
     <w:p>
@@ -80,7 +80,7 @@
           <w:color w:val="888888"/>
           <w:sz w:val="18"/>
         </w:rPr>
-        <w:t>来源:IT之家 | 时间:09-28 14:42</w:t>
+        <w:t>来源:IT之家 | 时间:09-28 23:08</w:t>
       </w:r>
     </w:p>
     <w:p>
@@ -97,7 +97,7 @@
             <w:color w:val="0563C1"/>
             <w:u w:val="single"/>
           </w:rPr>
-          <w:t>米哈游创始人刘伟：希望在 2-3 年内进入国产大模型第一梯队</w:t>
+          <w:t>AI 初创公司 Instinct 完成 10 亿美元融资，投后估值达 100 亿美元</w:t>
         </w:r>
       </w:hyperlink>
     </w:p>
@@ -121,7 +121,7 @@
           <w:color w:val="888888"/>
           <w:sz w:val="24"/>
         </w:rPr>
-        <w:t>51,999 元！铭凡 MS-S1 MAX-P495 迷你 AI 工作站发售</w:t>
+        <w:t>消息称小米大模型负责人罗福莉晋升至 22 级，已是小米职级体系最高级别</w:t>
       </w:r>
     </w:p>
     <w:p>
@@ -131,7 +131,7 @@
           <w:color w:val="888888"/>
           <w:sz w:val="18"/>
         </w:rPr>
-        <w:t>来源:IT之家 | 时间:09-28 14:11</w:t>
+        <w:t>来源:IT之家 | 时间:09-28 22:53</w:t>
       </w:r>
     </w:p>
     <w:p>
@@ -148,7 +148,7 @@
             <w:color w:val="0563C1"/>
             <w:u w:val="single"/>
           </w:rPr>
-          <w:t>51,999 元！铭凡 MS-S1 MAX-P495 迷你 AI 工作站发售</w:t>
+          <w:t>消息称小米大模型负责人罗福莉晋升至 22 级，已是小米职级体系最高级别</w:t>
         </w:r>
       </w:hyperlink>
     </w:p>
@@ -172,7 +172,7 @@
           <w:color w:val="888888"/>
           <w:sz w:val="24"/>
         </w:rPr>
-        <w:t>华为智能门锁 2 Pro 悦享版发售：搭 AI 3D 人脸识别 3.0 技术，配备应急备用供电系统，2499 元</w:t>
+        <w:t>ACEMAGIC 推出全球首款锐龙 AI Max+ PRO 495 处理器的 AI 迷你工作站，6499 美元</w:t>
       </w:r>
     </w:p>
     <w:p>
@@ -182,7 +182,7 @@
           <w:color w:val="888888"/>
           <w:sz w:val="18"/>
         </w:rPr>
-        <w:t>来源:IT之家 | 时间:09-28 14:01</w:t>
+        <w:t>来源:IT之家 | 时间:09-28 22:07</w:t>
       </w:r>
     </w:p>
     <w:p>
@@ -199,7 +199,7 @@
             <w:color w:val="0563C1"/>
             <w:u w:val="single"/>
           </w:rPr>
-          <w:t>华为智能门锁 2 Pro 悦享版发售：搭 AI 3D 人脸识别 3.0 技术，配备应急备用供电系统，2499 元</w:t>
+          <w:t>ACEMAGIC 推出全球首款锐龙 AI Max+ PRO 495 处理器的 AI 迷你工作站，6499 美元</w:t>
         </w:r>
       </w:hyperlink>
     </w:p>
@@ -223,7 +223,7 @@
           <w:color w:val="888888"/>
           <w:sz w:val="24"/>
         </w:rPr>
-        <w:t>微软 CEO 纳德拉如何使用智能体：动手操控、追问、继续推理，而非盲目信任</w:t>
+        <w:t>雷柏带来 VT2 / VT2s Air MAX V2 鼠标：nRF54LM20 主控，329 元</w:t>
       </w:r>
     </w:p>
     <w:p>
@@ -233,7 +233,7 @@
           <w:color w:val="888888"/>
           <w:sz w:val="18"/>
         </w:rPr>
-        <w:t>来源:IT之家 | 时间:09-28 13:29</w:t>
+        <w:t>来源:IT之家 | 时间:09-28 22:03</w:t>
       </w:r>
     </w:p>
     <w:p>
@@ -250,7 +250,7 @@
             <w:color w:val="0563C1"/>
             <w:u w:val="single"/>
           </w:rPr>
-          <w:t>微软 CEO 纳德拉如何使用智能体：动手操控、追问、继续推理，而非盲目信任</w:t>
+          <w:t>雷柏带来 VT2 / VT2s Air MAX V2 鼠标：nRF54LM20 主控，329 元</w:t>
         </w:r>
       </w:hyperlink>
     </w:p>
@@ -274,7 +274,7 @@
           <w:color w:val="888888"/>
           <w:sz w:val="24"/>
         </w:rPr>
-        <w:t>谷歌为 Google AI 订阅会员新增 Colab 高级权益，可使用高性能云端计算资源</w:t>
+        <w:t>月之暗面最强 AI 模型：Kimi K3.1 前端标识泄露，预计将在近期发布</w:t>
       </w:r>
     </w:p>
     <w:p>
@@ -284,7 +284,7 @@
           <w:color w:val="888888"/>
           <w:sz w:val="18"/>
         </w:rPr>
-        <w:t>来源:IT之家 | 时间:09-28 12:14</w:t>
+        <w:t>来源:IT之家 | 时间:09-28 21:42</w:t>
       </w:r>
     </w:p>
     <w:p>
@@ -301,7 +301,7 @@
             <w:color w:val="0563C1"/>
             <w:u w:val="single"/>
           </w:rPr>
-          <w:t>谷歌为 Google AI 订阅会员新增 Colab 高级权益，可使用高性能云端计算资源</w:t>
+          <w:t>月之暗面最强 AI 模型：Kimi K3.1 前端标识泄露，预计将在近期发布</w:t>
         </w:r>
       </w:hyperlink>
     </w:p>
@@ -325,7 +325,7 @@
           <w:color w:val="888888"/>
           <w:sz w:val="24"/>
         </w:rPr>
-        <w:t>智谱 ZCode 宣布已删除涉事云端数据，赠送用户多张重置卡和 1 亿 Token</w:t>
+        <w:t>Has Violence Against Teachers Become Accepted by Society?</w:t>
       </w:r>
     </w:p>
     <w:p>
@@ -335,7 +335,7 @@
           <w:color w:val="888888"/>
           <w:sz w:val="18"/>
         </w:rPr>
-        <w:t>来源:IT之家 | 时间:09-28 11:26</w:t>
+        <w:t>来源:Hacker News | 时间:09-28 21:40</w:t>
       </w:r>
     </w:p>
     <w:p>
@@ -352,7 +352,7 @@
             <w:color w:val="0563C1"/>
             <w:u w:val="single"/>
           </w:rPr>
-          <w:t>智谱 ZCode 宣布已删除涉事云端数据，赠送用户多张重置卡和 1 亿 Token</w:t>
+          <w:t>Has Violence Against Teachers Become Accepted by Society?</w:t>
         </w:r>
       </w:hyperlink>
     </w:p>
@@ -376,7 +376,7 @@
           <w:color w:val="888888"/>
           <w:sz w:val="24"/>
         </w:rPr>
-        <w:t>MINIX 推出 N304-AI 迷你主机：双 M.2 SSD 盘位、双 1GbE RJ-45 网口</w:t>
+        <w:t>Meta 启动企业平台 AI 赋能业务，由原 MongoDB 首席执行官兼总裁 Chirantan Desai 领导</w:t>
       </w:r>
     </w:p>
     <w:p>
@@ -386,7 +386,7 @@
           <w:color w:val="888888"/>
           <w:sz w:val="18"/>
         </w:rPr>
-        <w:t>来源:IT之家 | 时间:09-28 11:09</w:t>
+        <w:t>来源:IT之家 | 时间:09-28 21:15</w:t>
       </w:r>
     </w:p>
     <w:p>
@@ -403,7 +403,7 @@
             <w:color w:val="0563C1"/>
             <w:u w:val="single"/>
           </w:rPr>
-          <w:t>MINIX 推出 N304-AI 迷你主机：双 M.2 SSD 盘位、双 1GbE RJ-45 网口</w:t>
+          <w:t>Meta 启动企业平台 AI 赋能业务，由原 MongoDB 首席执行官兼总裁 Chirantan Desai 领导</w:t>
         </w:r>
       </w:hyperlink>
     </w:p>
@@ -427,7 +427,7 @@
           <w:color w:val="888888"/>
           <w:sz w:val="24"/>
         </w:rPr>
-        <w:t>美知名综艺《周六夜现场》恶搞 Anthropic 阿莫代伊：演员高喊“AI 是魔鬼，我造的”</w:t>
+        <w:t>全新深蓝 S07 AI 激光版上市，限时权益价 14.99 万元起</w:t>
       </w:r>
     </w:p>
     <w:p>
@@ -437,7 +437,7 @@
           <w:color w:val="888888"/>
           <w:sz w:val="18"/>
         </w:rPr>
-        <w:t>来源:IT之家 | 时间:09-28 11:07</w:t>
+        <w:t>来源:IT之家 | 时间:09-28 20:57</w:t>
       </w:r>
     </w:p>
     <w:p>
@@ -454,7 +454,364 @@
             <w:color w:val="0563C1"/>
             <w:u w:val="single"/>
           </w:rPr>
-          <w:t>美知名综艺《周六夜现场》恶搞 Anthropic 阿莫代伊：演员高喊“AI 是魔鬼，我造的”</w:t>
+          <w:t>全新深蓝 S07 AI 激光版上市，限时权益价 14.99 万元起</w:t>
+        </w:r>
+      </w:hyperlink>
+    </w:p>
+    <w:p>
+      <w:pPr>
+        <w:pStyle w:val="Heading3"/>
+      </w:pPr>
+      <w:r>
+        <w:rPr>
+          <w:rFonts w:ascii="Times New Roman" w:hAnsi="Times New Roman" w:eastAsia="黑体"/>
+          <w:b w:val="0"/>
+          <w:color w:val="888888"/>
+          <w:sz w:val="24"/>
+        </w:rPr>
+        <w:t>【C级·参考】</w:t>
+      </w:r>
+      <w:r>
+        <w:rPr>
+          <w:rFonts w:ascii="Times New Roman" w:hAnsi="Times New Roman" w:eastAsia="黑体"/>
+          <w:b w:val="0"/>
+          <w:color w:val="888888"/>
+          <w:sz w:val="24"/>
+        </w:rPr>
+        <w:t>深蓝汽车推出“小蓝同学车载交互屏”：适配全新 S07 AI 激光版，899 元起</w:t>
+      </w:r>
+    </w:p>
+    <w:p>
+      <w:r>
+        <w:rPr>
+          <w:rFonts w:ascii="Times New Roman" w:hAnsi="Times New Roman" w:eastAsia="宋体"/>
+          <w:color w:val="888888"/>
+          <w:sz w:val="18"/>
+        </w:rPr>
+        <w:t>来源:IT之家 | 时间:09-28 20:02</w:t>
+      </w:r>
+    </w:p>
+    <w:p>
+      <w:r>
+        <w:rPr>
+          <w:rFonts w:ascii="Times New Roman" w:hAnsi="Times New Roman" w:eastAsia="宋体"/>
+          <w:sz w:val="18"/>
+        </w:rPr>
+        <w:t>链接:</w:t>
+      </w:r>
+      <w:hyperlink r:id="rId17">
+        <w:r>
+          <w:rPr>
+            <w:color w:val="0563C1"/>
+            <w:u w:val="single"/>
+          </w:rPr>
+          <w:t>深蓝汽车推出“小蓝同学车载交互屏”：适配全新 S07 AI 激光版，899 元起</w:t>
+        </w:r>
+      </w:hyperlink>
+    </w:p>
+    <w:p>
+      <w:pPr>
+        <w:pStyle w:val="Heading3"/>
+      </w:pPr>
+      <w:r>
+        <w:rPr>
+          <w:rFonts w:ascii="Times New Roman" w:hAnsi="Times New Roman" w:eastAsia="黑体"/>
+          <w:b w:val="0"/>
+          <w:color w:val="888888"/>
+          <w:sz w:val="24"/>
+        </w:rPr>
+        <w:t>【C级·参考】</w:t>
+      </w:r>
+      <w:r>
+        <w:rPr>
+          <w:rFonts w:ascii="Times New Roman" w:hAnsi="Times New Roman" w:eastAsia="黑体"/>
+          <w:b w:val="0"/>
+          <w:color w:val="888888"/>
+          <w:sz w:val="24"/>
+        </w:rPr>
+        <w:t>16 岁少年用 AI 发现微软内部 API 漏洞：涉及超 17 万亿行数据，获 5000 美元赏金</w:t>
+      </w:r>
+    </w:p>
+    <w:p>
+      <w:r>
+        <w:rPr>
+          <w:rFonts w:ascii="Times New Roman" w:hAnsi="Times New Roman" w:eastAsia="宋体"/>
+          <w:color w:val="888888"/>
+          <w:sz w:val="18"/>
+        </w:rPr>
+        <w:t>来源:IT之家 | 时间:09-28 19:21</w:t>
+      </w:r>
+    </w:p>
+    <w:p>
+      <w:r>
+        <w:rPr>
+          <w:rFonts w:ascii="Times New Roman" w:hAnsi="Times New Roman" w:eastAsia="宋体"/>
+          <w:sz w:val="18"/>
+        </w:rPr>
+        <w:t>链接:</w:t>
+      </w:r>
+      <w:hyperlink r:id="rId18">
+        <w:r>
+          <w:rPr>
+            <w:color w:val="0563C1"/>
+            <w:u w:val="single"/>
+          </w:rPr>
+          <w:t>16 岁少年用 AI 发现微软内部 API 漏洞：涉及超 17 万亿行数据，获 5000 美元赏金</w:t>
+        </w:r>
+      </w:hyperlink>
+    </w:p>
+    <w:p>
+      <w:pPr>
+        <w:pStyle w:val="Heading3"/>
+      </w:pPr>
+      <w:r>
+        <w:rPr>
+          <w:rFonts w:ascii="Times New Roman" w:hAnsi="Times New Roman" w:eastAsia="黑体"/>
+          <w:b w:val="0"/>
+          <w:color w:val="888888"/>
+          <w:sz w:val="24"/>
+        </w:rPr>
+        <w:t>【C级·参考】</w:t>
+      </w:r>
+      <w:r>
+        <w:rPr>
+          <w:rFonts w:ascii="Times New Roman" w:hAnsi="Times New Roman" w:eastAsia="黑体"/>
+          <w:b w:val="0"/>
+          <w:color w:val="888888"/>
+          <w:sz w:val="24"/>
+        </w:rPr>
+        <w:t>酷派推出 699 元 AI 智能眼镜：800W 像素摄像头，支持抖音直播、视频通话、在线翻译</w:t>
+      </w:r>
+    </w:p>
+    <w:p>
+      <w:r>
+        <w:rPr>
+          <w:rFonts w:ascii="Times New Roman" w:hAnsi="Times New Roman" w:eastAsia="宋体"/>
+          <w:color w:val="888888"/>
+          <w:sz w:val="18"/>
+        </w:rPr>
+        <w:t>来源:IT之家 | 时间:09-28 18:59</w:t>
+      </w:r>
+    </w:p>
+    <w:p>
+      <w:r>
+        <w:rPr>
+          <w:rFonts w:ascii="Times New Roman" w:hAnsi="Times New Roman" w:eastAsia="宋体"/>
+          <w:sz w:val="18"/>
+        </w:rPr>
+        <w:t>链接:</w:t>
+      </w:r>
+      <w:hyperlink r:id="rId19">
+        <w:r>
+          <w:rPr>
+            <w:color w:val="0563C1"/>
+            <w:u w:val="single"/>
+          </w:rPr>
+          <w:t>酷派推出 699 元 AI 智能眼镜：800W 像素摄像头，支持抖音直播、视频通话、在线翻译</w:t>
+        </w:r>
+      </w:hyperlink>
+    </w:p>
+    <w:p>
+      <w:pPr>
+        <w:pStyle w:val="Heading3"/>
+      </w:pPr>
+      <w:r>
+        <w:rPr>
+          <w:rFonts w:ascii="Times New Roman" w:hAnsi="Times New Roman" w:eastAsia="黑体"/>
+          <w:b w:val="0"/>
+          <w:color w:val="888888"/>
+          <w:sz w:val="24"/>
+        </w:rPr>
+        <w:t>【C级·参考】</w:t>
+      </w:r>
+      <w:r>
+        <w:rPr>
+          <w:rFonts w:ascii="Times New Roman" w:hAnsi="Times New Roman" w:eastAsia="黑体"/>
+          <w:b w:val="0"/>
+          <w:color w:val="888888"/>
+          <w:sz w:val="24"/>
+        </w:rPr>
+        <w:t>荣耀 AI 耳夹耳机 FlyClip Pro 开启预约，支持无线充电、续航 44 小时</w:t>
+      </w:r>
+    </w:p>
+    <w:p>
+      <w:r>
+        <w:rPr>
+          <w:rFonts w:ascii="Times New Roman" w:hAnsi="Times New Roman" w:eastAsia="宋体"/>
+          <w:color w:val="888888"/>
+          <w:sz w:val="18"/>
+        </w:rPr>
+        <w:t>来源:IT之家 | 时间:09-28 18:55</w:t>
+      </w:r>
+    </w:p>
+    <w:p>
+      <w:r>
+        <w:rPr>
+          <w:rFonts w:ascii="Times New Roman" w:hAnsi="Times New Roman" w:eastAsia="宋体"/>
+          <w:sz w:val="18"/>
+        </w:rPr>
+        <w:t>链接:</w:t>
+      </w:r>
+      <w:hyperlink r:id="rId20">
+        <w:r>
+          <w:rPr>
+            <w:color w:val="0563C1"/>
+            <w:u w:val="single"/>
+          </w:rPr>
+          <w:t>荣耀 AI 耳夹耳机 FlyClip Pro 开启预约，支持无线充电、续航 44 小时</w:t>
+        </w:r>
+      </w:hyperlink>
+    </w:p>
+    <w:p>
+      <w:pPr>
+        <w:pStyle w:val="Heading3"/>
+      </w:pPr>
+      <w:r>
+        <w:rPr>
+          <w:rFonts w:ascii="Times New Roman" w:hAnsi="Times New Roman" w:eastAsia="黑体"/>
+          <w:b w:val="0"/>
+          <w:color w:val="888888"/>
+          <w:sz w:val="24"/>
+        </w:rPr>
+        <w:t>【C级·参考】</w:t>
+      </w:r>
+      <w:r>
+        <w:rPr>
+          <w:rFonts w:ascii="Times New Roman" w:hAnsi="Times New Roman" w:eastAsia="黑体"/>
+          <w:b w:val="0"/>
+          <w:color w:val="888888"/>
+          <w:sz w:val="24"/>
+        </w:rPr>
+        <w:t>Parley: Federated, decentralised chat that speaks plain IRC</w:t>
+      </w:r>
+    </w:p>
+    <w:p>
+      <w:r>
+        <w:rPr>
+          <w:rFonts w:ascii="Times New Roman" w:hAnsi="Times New Roman" w:eastAsia="宋体"/>
+          <w:color w:val="888888"/>
+          <w:sz w:val="18"/>
+        </w:rPr>
+        <w:t>来源:Hacker News | 时间:09-28 18:30</w:t>
+      </w:r>
+    </w:p>
+    <w:p>
+      <w:r>
+        <w:rPr>
+          <w:rFonts w:ascii="Times New Roman" w:hAnsi="Times New Roman" w:eastAsia="宋体"/>
+          <w:sz w:val="18"/>
+        </w:rPr>
+        <w:t>链接:</w:t>
+      </w:r>
+      <w:hyperlink r:id="rId21">
+        <w:r>
+          <w:rPr>
+            <w:color w:val="0563C1"/>
+            <w:u w:val="single"/>
+          </w:rPr>
+          <w:t>Parley: Federated, decentralised chat that speaks plain IRC</w:t>
+        </w:r>
+      </w:hyperlink>
+    </w:p>
+    <w:p>
+      <w:pPr>
+        <w:pStyle w:val="Heading3"/>
+      </w:pPr>
+      <w:r>
+        <w:rPr>
+          <w:rFonts w:ascii="Times New Roman" w:hAnsi="Times New Roman" w:eastAsia="黑体"/>
+          <w:b w:val="0"/>
+          <w:color w:val="888888"/>
+          <w:sz w:val="24"/>
+        </w:rPr>
+        <w:t>【C级·参考】</w:t>
+      </w:r>
+      <w:r>
+        <w:rPr>
+          <w:rFonts w:ascii="Times New Roman" w:hAnsi="Times New Roman" w:eastAsia="黑体"/>
+          <w:b w:val="0"/>
+          <w:color w:val="888888"/>
+          <w:sz w:val="24"/>
+        </w:rPr>
+        <w:t>Thinking fast and slow in AI: The role of metacognition (2021)</w:t>
+      </w:r>
+    </w:p>
+    <w:p>
+      <w:r>
+        <w:rPr>
+          <w:rFonts w:ascii="Times New Roman" w:hAnsi="Times New Roman" w:eastAsia="宋体"/>
+          <w:color w:val="888888"/>
+          <w:sz w:val="18"/>
+        </w:rPr>
+        <w:t>来源:Hacker News | 时间:09-28 11:23</w:t>
+      </w:r>
+    </w:p>
+    <w:p>
+      <w:r>
+        <w:rPr>
+          <w:rFonts w:ascii="Times New Roman" w:hAnsi="Times New Roman" w:eastAsia="宋体"/>
+          <w:sz w:val="18"/>
+        </w:rPr>
+        <w:t>链接:</w:t>
+      </w:r>
+      <w:hyperlink r:id="rId22">
+        <w:r>
+          <w:rPr>
+            <w:color w:val="0563C1"/>
+            <w:u w:val="single"/>
+          </w:rPr>
+          <w:t>Thinking fast and slow in AI: The role of metacognition (2021)</w:t>
+        </w:r>
+      </w:hyperlink>
+    </w:p>
+    <w:p>
+      <w:pPr>
+        <w:pStyle w:val="Heading3"/>
+      </w:pPr>
+      <w:r>
+        <w:rPr>
+          <w:rFonts w:ascii="Times New Roman" w:hAnsi="Times New Roman" w:eastAsia="黑体"/>
+          <w:b w:val="0"/>
+          <w:color w:val="888888"/>
+          <w:sz w:val="24"/>
+        </w:rPr>
+        <w:t>【C级·参考】</w:t>
+      </w:r>
+      <w:r>
+        <w:rPr>
+          <w:rFonts w:ascii="Times New Roman" w:hAnsi="Times New Roman" w:eastAsia="黑体"/>
+          <w:b w:val="0"/>
+          <w:color w:val="888888"/>
+          <w:sz w:val="24"/>
+        </w:rPr>
+        <w:t>Nissan's third generation e-POWER powertrain</w:t>
+      </w:r>
+    </w:p>
+    <w:p>
+      <w:r>
+        <w:rPr>
+          <w:rFonts w:ascii="Times New Roman" w:hAnsi="Times New Roman" w:eastAsia="宋体"/>
+          <w:color w:val="888888"/>
+          <w:sz w:val="18"/>
+        </w:rPr>
+        <w:t>来源:Hacker News | 时间:09-28 10:31</w:t>
+      </w:r>
+    </w:p>
+    <w:p>
+      <w:r>
+        <w:rPr>
+          <w:rFonts w:ascii="Times New Roman" w:hAnsi="Times New Roman" w:eastAsia="宋体"/>
+          <w:sz w:val="18"/>
+        </w:rPr>
+        <w:t>链接:</w:t>
+      </w:r>
+      <w:hyperlink r:id="rId23">
+        <w:r>
+          <w:rPr>
+            <w:color w:val="0563C1"/>
+            <w:u w:val="single"/>
+          </w:rPr>
+          <w:t>Nissan's third generation e-POWER powertrain</w:t>
         </w:r>
       </w:hyperlink>
     </w:p>
@@ -499,7 +856,7 @@
         </w:rPr>
         <w:t>链接:</w:t>
       </w:r>
-      <w:hyperlink r:id="rId17">
+      <w:hyperlink r:id="rId24">
         <w:r>
           <w:rPr>
             <w:color w:val="0563C1"/>
@@ -550,7 +907,7 @@
         </w:rPr>
         <w:t>链接:</w:t>
       </w:r>
-      <w:hyperlink r:id="rId18">
+      <w:hyperlink r:id="rId25">
         <w:r>
           <w:rPr>
             <w:color w:val="0563C1"/>
@@ -580,7 +937,7 @@
           <w:color w:val="888888"/>
           <w:sz w:val="24"/>
         </w:rPr>
-        <w:t>在数贸会上与AI撞个满怀 智能科技引领未来</w:t>
+        <w:t>AI眼镜可信视界自律公约深度解读：三大支柱十五条义务，签署企业怎么做？</w:t>
       </w:r>
     </w:p>
     <w:p>
@@ -590,7 +947,7 @@
           <w:color w:val="888888"/>
           <w:sz w:val="18"/>
         </w:rPr>
-        <w:t>来源:Bing新闻 | 时间:09-28 01:14</w:t>
+        <w:t>来源:Bing新闻 | 时间:09-28 02:50</w:t>
       </w:r>
     </w:p>
     <w:p>
@@ -601,13 +958,13 @@
         </w:rPr>
         <w:t>链接:</w:t>
       </w:r>
-      <w:hyperlink r:id="rId19">
+      <w:hyperlink r:id="rId26">
         <w:r>
           <w:rPr>
             <w:color w:val="0563C1"/>
             <w:u w:val="single"/>
           </w:rPr>
-          <w:t>在数贸会上与AI撞个满怀 智能科技引领未来</w:t>
+          <w:t>AI眼镜可信视界自律公约深度解读：三大支柱十五条义务，签署企业怎么做？</w:t>
         </w:r>
       </w:hyperlink>
     </w:p>
@@ -631,7 +988,7 @@
           <w:color w:val="888888"/>
           <w:sz w:val="24"/>
         </w:rPr>
-        <w:t>Meta发布多款AI眼镜：Muse智能体上线，推出无摄像头版本</w:t>
+        <w:t>全球AI眼镜2025年出货量达870万台 2026年有望突破千万台</w:t>
       </w:r>
     </w:p>
     <w:p>
@@ -641,7 +998,7 @@
           <w:color w:val="888888"/>
           <w:sz w:val="18"/>
         </w:rPr>
-        <w:t>来源:Bing新闻 | 时间:09-28 00:19</w:t>
+        <w:t>来源:Bing新闻 | 时间:09-28 01:00</w:t>
       </w:r>
     </w:p>
     <w:p>
@@ -652,13 +1009,13 @@
         </w:rPr>
         <w:t>链接:</w:t>
       </w:r>
-      <w:hyperlink r:id="rId20">
+      <w:hyperlink r:id="rId27">
         <w:r>
           <w:rPr>
             <w:color w:val="0563C1"/>
             <w:u w:val="single"/>
           </w:rPr>
-          <w:t>Meta发布多款AI眼镜：Muse智能体上线，推出无摄像头版本</w:t>
+          <w:t>全球AI眼镜2025年出货量达870万台 2026年有望突破千万台</w:t>
         </w:r>
       </w:hyperlink>
     </w:p>
@@ -682,7 +1039,7 @@
           <w:color w:val="888888"/>
           <w:sz w:val="24"/>
         </w:rPr>
-        <w:t>亮相SILMO Paris 2026｜莫界以核心光学创新，演绎有显AI眼镜的时尚与全能</w:t>
+        <w:t>AI“场景生意”争夺战进入下一阶段</w:t>
       </w:r>
     </w:p>
     <w:p>
@@ -692,7 +1049,7 @@
           <w:color w:val="888888"/>
           <w:sz w:val="18"/>
         </w:rPr>
-        <w:t>来源:Bing新闻 | 时间:09-27 23:02</w:t>
+        <w:t>来源:Bing新闻 | 时间:09-28 01:00</w:t>
       </w:r>
     </w:p>
     <w:p>
@@ -703,115 +1060,13 @@
         </w:rPr>
         <w:t>链接:</w:t>
       </w:r>
-      <w:hyperlink r:id="rId21">
+      <w:hyperlink r:id="rId28">
         <w:r>
           <w:rPr>
             <w:color w:val="0563C1"/>
             <w:u w:val="single"/>
           </w:rPr>
-          <w:t>亮相SILMO Paris 2026｜莫界以核心光学创新，演绎有显AI眼镜的时尚与全能</w:t>
-        </w:r>
-      </w:hyperlink>
-    </w:p>
-    <w:p>
-      <w:pPr>
-        <w:pStyle w:val="Heading3"/>
-      </w:pPr>
-      <w:r>
-        <w:rPr>
-          <w:rFonts w:ascii="Times New Roman" w:hAnsi="Times New Roman" w:eastAsia="黑体"/>
-          <w:b w:val="0"/>
-          <w:color w:val="888888"/>
-          <w:sz w:val="24"/>
-        </w:rPr>
-        <w:t>【C级·参考】</w:t>
-      </w:r>
-      <w:r>
-        <w:rPr>
-          <w:rFonts w:ascii="Times New Roman" w:hAnsi="Times New Roman" w:eastAsia="黑体"/>
-          <w:b w:val="0"/>
-          <w:color w:val="888888"/>
-          <w:sz w:val="24"/>
-        </w:rPr>
-        <w:t>【傲网GEO】小米MiMo-V2.6-Pro登顶全球开源大模型第一、数贸会开幕AI眼镜全球首秀、Anthropic再签120亿算力大单</w:t>
-      </w:r>
-    </w:p>
-    <w:p>
-      <w:r>
-        <w:rPr>
-          <w:rFonts w:ascii="Times New Roman" w:hAnsi="Times New Roman" w:eastAsia="宋体"/>
-          <w:color w:val="888888"/>
-          <w:sz w:val="18"/>
-        </w:rPr>
-        <w:t>来源:Bing新闻 | 时间:09-27 21:09</w:t>
-      </w:r>
-    </w:p>
-    <w:p>
-      <w:r>
-        <w:rPr>
-          <w:rFonts w:ascii="Times New Roman" w:hAnsi="Times New Roman" w:eastAsia="宋体"/>
-          <w:sz w:val="18"/>
-        </w:rPr>
-        <w:t>链接:</w:t>
-      </w:r>
-      <w:hyperlink r:id="rId22">
-        <w:r>
-          <w:rPr>
-            <w:color w:val="0563C1"/>
-            <w:u w:val="single"/>
-          </w:rPr>
-          <w:t>【傲网GEO】小米MiMo-V2.6-Pro登顶全球开源大模型第一、数贸会开幕AI眼镜全球首秀、Anthropic再签120亿算力大单</w:t>
-        </w:r>
-      </w:hyperlink>
-    </w:p>
-    <w:p>
-      <w:pPr>
-        <w:pStyle w:val="Heading3"/>
-      </w:pPr>
-      <w:r>
-        <w:rPr>
-          <w:rFonts w:ascii="Times New Roman" w:hAnsi="Times New Roman" w:eastAsia="黑体"/>
-          <w:b w:val="0"/>
-          <w:color w:val="888888"/>
-          <w:sz w:val="24"/>
-        </w:rPr>
-        <w:t>【C级·参考】</w:t>
-      </w:r>
-      <w:r>
-        <w:rPr>
-          <w:rFonts w:ascii="Times New Roman" w:hAnsi="Times New Roman" w:eastAsia="黑体"/>
-          <w:b w:val="0"/>
-          <w:color w:val="888888"/>
-          <w:sz w:val="24"/>
-        </w:rPr>
-        <w:t>视频化身、系统级代控与眼镜接入，Meta 全新 AI 智能体 Muse 开启内测</w:t>
-      </w:r>
-    </w:p>
-    <w:p>
-      <w:r>
-        <w:rPr>
-          <w:rFonts w:ascii="Times New Roman" w:hAnsi="Times New Roman" w:eastAsia="宋体"/>
-          <w:color w:val="888888"/>
-          <w:sz w:val="18"/>
-        </w:rPr>
-        <w:t>来源:Bing新闻 | 时间:09-27 20:00</w:t>
-      </w:r>
-    </w:p>
-    <w:p>
-      <w:r>
-        <w:rPr>
-          <w:rFonts w:ascii="Times New Roman" w:hAnsi="Times New Roman" w:eastAsia="宋体"/>
-          <w:sz w:val="18"/>
-        </w:rPr>
-        <w:t>链接:</w:t>
-      </w:r>
-      <w:hyperlink r:id="rId23">
-        <w:r>
-          <w:rPr>
-            <w:color w:val="0563C1"/>
-            <w:u w:val="single"/>
-          </w:rPr>
-          <w:t>视频化身、系统级代控与眼镜接入，Meta 全新 AI 智能体 Muse 开启内测</w:t>
+          <w:t>AI“场景生意”争夺战进入下一阶段</w:t>
         </w:r>
       </w:hyperlink>
     </w:p>
@@ -825,6 +1080,40 @@
           <w:sz w:val="28"/>
         </w:rPr>
         <w:t>机器人/AI硬件</w:t>
+      </w:r>
+    </w:p>
+    <w:p>
+      <w:r>
+        <w:t>本线口暂无重要更新</w:t>
+      </w:r>
+    </w:p>
+    <w:p>
+      <w:pPr>
+        <w:pStyle w:val="Heading2"/>
+      </w:pPr>
+      <w:r>
+        <w:rPr>
+          <w:rFonts w:ascii="Times New Roman" w:hAnsi="Times New Roman" w:eastAsia="黑体"/>
+          <w:sz w:val="28"/>
+        </w:rPr>
+        <w:t>无人驾驶/低空/智慧出行</w:t>
+      </w:r>
+    </w:p>
+    <w:p>
+      <w:r>
+        <w:t>本线口暂无重要更新</w:t>
+      </w:r>
+    </w:p>
+    <w:p>
+      <w:pPr>
+        <w:pStyle w:val="Heading2"/>
+      </w:pPr>
+      <w:r>
+        <w:rPr>
+          <w:rFonts w:ascii="Times New Roman" w:hAnsi="Times New Roman" w:eastAsia="黑体"/>
+          <w:sz w:val="28"/>
+        </w:rPr>
+        <w:t>电商/直播/即时零售</w:t>
       </w:r>
     </w:p>
     <w:p>
@@ -847,7 +1136,7 @@
           <w:color w:val="888888"/>
           <w:sz w:val="24"/>
         </w:rPr>
-        <w:t>吉利安聪慧：曹操出行将全面采用换电，原生 Robotaxi 将采用换电方案</w:t>
+        <w:t>网红煽动粉丝网暴他人还直播带货，最高法以案释法划清网络行为底线</w:t>
       </w:r>
     </w:p>
     <w:p>
@@ -857,7 +1146,7 @@
           <w:color w:val="888888"/>
           <w:sz w:val="18"/>
         </w:rPr>
-        <w:t>来源:IT之家 | 时间:09-28 14:35</w:t>
+        <w:t>来源:IT之家 | 时间:09-28 22:15</w:t>
       </w:r>
     </w:p>
     <w:p>
@@ -868,146 +1157,15 @@
         </w:rPr>
         <w:t>链接:</w:t>
       </w:r>
-      <w:hyperlink r:id="rId24">
+      <w:hyperlink r:id="rId29">
         <w:r>
           <w:rPr>
             <w:color w:val="0563C1"/>
             <w:u w:val="single"/>
           </w:rPr>
-          <w:t>吉利安聪慧：曹操出行将全面采用换电，原生 Robotaxi 将采用换电方案</w:t>
+          <w:t>网红煽动粉丝网暴他人还直播带货，最高法以案释法划清网络行为底线</w:t>
         </w:r>
       </w:hyperlink>
-    </w:p>
-    <w:p>
-      <w:pPr>
-        <w:pStyle w:val="Heading3"/>
-      </w:pPr>
-      <w:r>
-        <w:rPr>
-          <w:rFonts w:ascii="Times New Roman" w:hAnsi="Times New Roman" w:eastAsia="黑体"/>
-          <w:b w:val="0"/>
-          <w:color w:val="888888"/>
-          <w:sz w:val="24"/>
-        </w:rPr>
-        <w:t>【C级·参考】</w:t>
-      </w:r>
-      <w:r>
-        <w:rPr>
-          <w:rFonts w:ascii="Times New Roman" w:hAnsi="Times New Roman" w:eastAsia="黑体"/>
-          <w:b w:val="0"/>
-          <w:color w:val="888888"/>
-          <w:sz w:val="24"/>
-        </w:rPr>
-        <w:t>全球首台搭载全国产化电子架构的具身智能机器人亮相，提供可完整替代国外方案技术选项</w:t>
-      </w:r>
-    </w:p>
-    <w:p>
-      <w:r>
-        <w:rPr>
-          <w:rFonts w:ascii="Times New Roman" w:hAnsi="Times New Roman" w:eastAsia="宋体"/>
-          <w:color w:val="888888"/>
-          <w:sz w:val="18"/>
-        </w:rPr>
-        <w:t>来源:IT之家 | 时间:09-28 10:27</w:t>
-      </w:r>
-    </w:p>
-    <w:p>
-      <w:r>
-        <w:rPr>
-          <w:rFonts w:ascii="Times New Roman" w:hAnsi="Times New Roman" w:eastAsia="宋体"/>
-          <w:sz w:val="18"/>
-        </w:rPr>
-        <w:t>链接:</w:t>
-      </w:r>
-      <w:hyperlink r:id="rId25">
-        <w:r>
-          <w:rPr>
-            <w:color w:val="0563C1"/>
-            <w:u w:val="single"/>
-          </w:rPr>
-          <w:t>全球首台搭载全国产化电子架构的具身智能机器人亮相，提供可完整替代国外方案技术选项</w:t>
-        </w:r>
-      </w:hyperlink>
-    </w:p>
-    <w:p>
-      <w:pPr>
-        <w:pStyle w:val="Heading2"/>
-      </w:pPr>
-      <w:r>
-        <w:rPr>
-          <w:rFonts w:ascii="Times New Roman" w:hAnsi="Times New Roman" w:eastAsia="黑体"/>
-          <w:sz w:val="28"/>
-        </w:rPr>
-        <w:t>无人驾驶/低空/智慧出行</w:t>
-      </w:r>
-    </w:p>
-    <w:p>
-      <w:pPr>
-        <w:pStyle w:val="Heading3"/>
-      </w:pPr>
-      <w:r>
-        <w:rPr>
-          <w:rFonts w:ascii="Times New Roman" w:hAnsi="Times New Roman" w:eastAsia="黑体"/>
-          <w:b w:val="0"/>
-          <w:color w:val="888888"/>
-          <w:sz w:val="24"/>
-        </w:rPr>
-        <w:t>【C级·参考】</w:t>
-      </w:r>
-      <w:r>
-        <w:rPr>
-          <w:rFonts w:ascii="Times New Roman" w:hAnsi="Times New Roman" w:eastAsia="黑体"/>
-          <w:b w:val="0"/>
-          <w:color w:val="888888"/>
-          <w:sz w:val="24"/>
-        </w:rPr>
-        <w:t>蔚来秦力洪：换电有望帮助网约车收入提升 15%-20%，最多可节约四成整车成本</w:t>
-      </w:r>
-    </w:p>
-    <w:p>
-      <w:r>
-        <w:rPr>
-          <w:rFonts w:ascii="Times New Roman" w:hAnsi="Times New Roman" w:eastAsia="宋体"/>
-          <w:color w:val="888888"/>
-          <w:sz w:val="18"/>
-        </w:rPr>
-        <w:t>来源:IT之家 | 时间:09-28 10:51</w:t>
-      </w:r>
-    </w:p>
-    <w:p>
-      <w:r>
-        <w:rPr>
-          <w:rFonts w:ascii="Times New Roman" w:hAnsi="Times New Roman" w:eastAsia="宋体"/>
-          <w:sz w:val="18"/>
-        </w:rPr>
-        <w:t>链接:</w:t>
-      </w:r>
-      <w:hyperlink r:id="rId26">
-        <w:r>
-          <w:rPr>
-            <w:color w:val="0563C1"/>
-            <w:u w:val="single"/>
-          </w:rPr>
-          <w:t>蔚来秦力洪：换电有望帮助网约车收入提升 15%-20%，最多可节约四成整车成本</w:t>
-        </w:r>
-      </w:hyperlink>
-    </w:p>
-    <w:p>
-      <w:pPr>
-        <w:pStyle w:val="Heading2"/>
-      </w:pPr>
-      <w:r>
-        <w:rPr>
-          <w:rFonts w:ascii="Times New Roman" w:hAnsi="Times New Roman" w:eastAsia="黑体"/>
-          <w:sz w:val="28"/>
-        </w:rPr>
-        <w:t>电商/直播/即时零售</w:t>
-      </w:r>
-    </w:p>
-    <w:p>
-      <w:r>
-        <w:t>本线口暂无重要更新</w:t>
-      </w:r>
     </w:p>
     <w:p>
       <w:pPr>
@@ -1041,7 +1199,7 @@
           <w:color w:val="888888"/>
           <w:sz w:val="24"/>
         </w:rPr>
-        <w:t>《饥荒》国服手游《饥困荒野》上架 App Store：腾讯代理，预计 11 月 24 日推出</w:t>
+        <w:t>索尼公布《战神：劳菲》游戏预购奖励，明日开启预购</w:t>
       </w:r>
     </w:p>
     <w:p>
@@ -1051,7 +1209,7 @@
           <w:color w:val="888888"/>
           <w:sz w:val="18"/>
         </w:rPr>
-        <w:t>来源:IT之家 | 时间:09-28 14:51</w:t>
+        <w:t>来源:IT之家 | 时间:09-28 21:44</w:t>
       </w:r>
     </w:p>
     <w:p>
@@ -1062,13 +1220,13 @@
         </w:rPr>
         <w:t>链接:</w:t>
       </w:r>
-      <w:hyperlink r:id="rId27">
+      <w:hyperlink r:id="rId30">
         <w:r>
           <w:rPr>
             <w:color w:val="0563C1"/>
             <w:u w:val="single"/>
           </w:rPr>
-          <w:t>《饥荒》国服手游《饥困荒野》上架 App Store：腾讯代理，预计 11 月 24 日推出</w:t>
+          <w:t>索尼公布《战神：劳菲》游戏预购奖励，明日开启预购</w:t>
         </w:r>
       </w:hyperlink>
     </w:p>
@@ -1092,7 +1250,7 @@
           <w:color w:val="888888"/>
           <w:sz w:val="24"/>
         </w:rPr>
-        <w:t>联想拯救者官宣 R9 68 磁轴电竞键盘、R7 电竞鼠标</w:t>
+        <w:t>开发者将《塞尔达传说：黄昏公主》游戏移植到任天堂 New 3DS 掌机，支持裸眼 3D</w:t>
       </w:r>
     </w:p>
     <w:p>
@@ -1102,7 +1260,7 @@
           <w:color w:val="888888"/>
           <w:sz w:val="18"/>
         </w:rPr>
-        <w:t>来源:IT之家 | 时间:09-28 13:50</w:t>
+        <w:t>来源:IT之家 | 时间:09-28 21:24</w:t>
       </w:r>
     </w:p>
     <w:p>
@@ -1113,13 +1271,13 @@
         </w:rPr>
         <w:t>链接:</w:t>
       </w:r>
-      <w:hyperlink r:id="rId28">
+      <w:hyperlink r:id="rId31">
         <w:r>
           <w:rPr>
             <w:color w:val="0563C1"/>
             <w:u w:val="single"/>
           </w:rPr>
-          <w:t>联想拯救者官宣 R9 68 磁轴电竞键盘、R7 电竞鼠标</w:t>
+          <w:t>开发者将《塞尔达传说：黄昏公主》游戏移植到任天堂 New 3DS 掌机，支持裸眼 3D</w:t>
         </w:r>
       </w:hyperlink>
     </w:p>
@@ -1143,7 +1301,7 @@
           <w:color w:val="888888"/>
           <w:sz w:val="24"/>
         </w:rPr>
-        <w:t>一加 16 手机定档 10 月 12 日发布：自研“电竞三芯”，首批搭载高通第六代骁龙 8 超级至尊版芯片</w:t>
+        <w:t>腾讯元宝电脑端上线“桌宠”尝鲜版：文件、图片拖过去就能导入到应用</w:t>
       </w:r>
     </w:p>
     <w:p>
@@ -1153,7 +1311,7 @@
           <w:color w:val="888888"/>
           <w:sz w:val="18"/>
         </w:rPr>
-        <w:t>来源:IT之家 | 时间:09-28 11:08</w:t>
+        <w:t>来源:IT之家 | 时间:09-28 20:26</w:t>
       </w:r>
     </w:p>
     <w:p>
@@ -1164,13 +1322,13 @@
         </w:rPr>
         <w:t>链接:</w:t>
       </w:r>
-      <w:hyperlink r:id="rId29">
+      <w:hyperlink r:id="rId32">
         <w:r>
           <w:rPr>
             <w:color w:val="0563C1"/>
             <w:u w:val="single"/>
           </w:rPr>
-          <w:t>一加 16 手机定档 10 月 12 日发布：自研“电竞三芯”，首批搭载高通第六代骁龙 8 超级至尊版芯片</w:t>
+          <w:t>腾讯元宝电脑端上线“桌宠”尝鲜版：文件、图片拖过去就能导入到应用</w:t>
         </w:r>
       </w:hyperlink>
     </w:p>
@@ -1194,7 +1352,7 @@
           <w:color w:val="888888"/>
           <w:sz w:val="24"/>
         </w:rPr>
-        <w:t>一加宣布为旗下手机引入“全球领先 185Hz 极速高刷”技术，搭配风驰游戏内核及自研电竞三芯实现“全链路流畅”</w:t>
+        <w:t>亚奥理事会：未宣布电竞将退出亚运会</w:t>
       </w:r>
     </w:p>
     <w:p>
@@ -1204,7 +1362,7 @@
           <w:color w:val="888888"/>
           <w:sz w:val="18"/>
         </w:rPr>
-        <w:t>来源:IT之家 | 时间:09-28 10:23</w:t>
+        <w:t>来源:IT之家 | 时间:09-28 18:45</w:t>
       </w:r>
     </w:p>
     <w:p>
@@ -1215,13 +1373,13 @@
         </w:rPr>
         <w:t>链接:</w:t>
       </w:r>
-      <w:hyperlink r:id="rId30">
+      <w:hyperlink r:id="rId33">
         <w:r>
           <w:rPr>
             <w:color w:val="0563C1"/>
             <w:u w:val="single"/>
           </w:rPr>
-          <w:t>一加宣布为旗下手机引入“全球领先 185Hz 极速高刷”技术，搭配风驰游戏内核及自研电竞三芯实现“全链路流畅”</w:t>
+          <w:t>亚奥理事会：未宣布电竞将退出亚运会</w:t>
         </w:r>
       </w:hyperlink>
     </w:p>
@@ -1266,7 +1424,7 @@
         </w:rPr>
         <w:t>链接:</w:t>
       </w:r>
-      <w:hyperlink r:id="rId31">
+      <w:hyperlink r:id="rId34">
         <w:r>
           <w:rPr>
             <w:color w:val="0563C1"/>
@@ -1317,7 +1475,7 @@
         </w:rPr>
         <w:t>链接:</w:t>
       </w:r>
-      <w:hyperlink r:id="rId32">
+      <w:hyperlink r:id="rId35">
         <w:r>
           <w:rPr>
             <w:color w:val="0563C1"/>
@@ -1340,55 +1498,9 @@
       </w:r>
     </w:p>
     <w:p>
-      <w:pPr>
-        <w:pStyle w:val="Heading3"/>
-      </w:pPr>
       <w:r>
-        <w:rPr>
-          <w:rFonts w:ascii="Times New Roman" w:hAnsi="Times New Roman" w:eastAsia="黑体"/>
-          <w:b w:val="0"/>
-          <w:color w:val="888888"/>
-          <w:sz w:val="24"/>
-        </w:rPr>
-        <w:t>【C级·参考】</w:t>
+        <w:t>本线口暂无重要更新</w:t>
       </w:r>
-      <w:r>
-        <w:rPr>
-          <w:rFonts w:ascii="Times New Roman" w:hAnsi="Times New Roman" w:eastAsia="黑体"/>
-          <w:b w:val="0"/>
-          <w:color w:val="888888"/>
-          <w:sz w:val="24"/>
-        </w:rPr>
-        <w:t>石头推出 Z1 MiniPure 迷你洗衣机：2kg 洗涤容量、14L 内筒，2705 元（国补后 2299 元）</w:t>
-      </w:r>
-    </w:p>
-    <w:p>
-      <w:r>
-        <w:rPr>
-          <w:rFonts w:ascii="Times New Roman" w:hAnsi="Times New Roman" w:eastAsia="宋体"/>
-          <w:color w:val="888888"/>
-          <w:sz w:val="18"/>
-        </w:rPr>
-        <w:t>来源:IT之家 | 时间:09-28 13:04</w:t>
-      </w:r>
-    </w:p>
-    <w:p>
-      <w:r>
-        <w:rPr>
-          <w:rFonts w:ascii="Times New Roman" w:hAnsi="Times New Roman" w:eastAsia="宋体"/>
-          <w:sz w:val="18"/>
-        </w:rPr>
-        <w:t>链接:</w:t>
-      </w:r>
-      <w:hyperlink r:id="rId33">
-        <w:r>
-          <w:rPr>
-            <w:color w:val="0563C1"/>
-            <w:u w:val="single"/>
-          </w:rPr>
-          <w:t>石头推出 Z1 MiniPure 迷你洗衣机：2kg 洗涤容量、14L 内筒，2705 元（国补后 2299 元）</w:t>
-        </w:r>
-      </w:hyperlink>
     </w:p>
     <w:p>
       <w:pPr>
@@ -1416,7 +1528,7 @@
           <w:rFonts w:ascii="Times New Roman" w:hAnsi="Times New Roman" w:eastAsia="宋体"/>
           <w:sz w:val="18"/>
         </w:rPr>
-        <w:t>IT之家(60)、GameLook(8)、HackerNews(1)、Bing新闻(5)</w:t>
+        <w:t>IT之家(60)、GameLook(8)、HackerNews(4)、Bing新闻(4)</w:t>
       </w:r>
     </w:p>
     <w:p>
